--- a/public/docs/СОГЛАСИЕ НА ОБРАБОТКУ ПЕРСОНАЛЬНЫХ ДАННЫХ.docx
+++ b/public/docs/СОГЛАСИЕ НА ОБРАБОТКУ ПЕРСОНАЛЬНЫХ ДАННЫХ.docx
@@ -14,7 +14,7 @@
         <w:rPr>
           <w:rtl w:val="0"/>
         </w:rPr>
-        <w:t xml:space="preserve">СОГЛАСИЕ НА ОБРАБОТКУ ПЕРСОНАЛЬНЫХ ДАННЫХ МАГАЗИНОМ КУЗОВНЫХ ПОРОГОВ И АРОК «2POROGA»</w:t>
+        <w:t xml:space="preserve">СОГЛАСИЕ НА ОБРАБОТКУ ПЕРСОНАЛЬНЫХ ДАННЫХ МАГАЗИНОМ КУЗОВНЫХ ПОРОГОВ И АРОК «ДВАПОРОГА»</w:t>
       </w:r>
     </w:p>
     <w:p>
@@ -37,7 +37,9 @@
         <w:rPr>
           <w:rFonts w:ascii="Times New Roman" w:cs="Times New Roman" w:eastAsia="Times New Roman" w:hAnsi="Times New Roman"/>
           <w:b w:val="0"/>
+          <w:bCs w:val="0"/>
           <w:i w:val="0"/>
+          <w:iCs w:val="0"/>
           <w:smallCaps w:val="0"/>
           <w:strike w:val="0"/>
           <w:color w:val="000000"/>
@@ -52,7 +54,9 @@
         <w:rPr>
           <w:rFonts w:ascii="Times New Roman" w:cs="Times New Roman" w:eastAsia="Times New Roman" w:hAnsi="Times New Roman"/>
           <w:b w:val="0"/>
+          <w:bCs w:val="0"/>
           <w:i w:val="0"/>
+          <w:iCs w:val="0"/>
           <w:smallCaps w:val="0"/>
           <w:strike w:val="0"/>
           <w:color w:val="000000"/>
@@ -86,7 +90,9 @@
         <w:rPr>
           <w:rFonts w:ascii="Times New Roman" w:cs="Times New Roman" w:eastAsia="Times New Roman" w:hAnsi="Times New Roman"/>
           <w:b w:val="0"/>
+          <w:bCs w:val="0"/>
           <w:i w:val="0"/>
+          <w:iCs w:val="0"/>
           <w:smallCaps w:val="0"/>
           <w:strike w:val="0"/>
           <w:color w:val="000000"/>
@@ -101,7 +107,9 @@
         <w:rPr>
           <w:rFonts w:ascii="Times New Roman" w:cs="Times New Roman" w:eastAsia="Times New Roman" w:hAnsi="Times New Roman"/>
           <w:b w:val="0"/>
+          <w:bCs w:val="0"/>
           <w:i w:val="0"/>
+          <w:iCs w:val="0"/>
           <w:smallCaps w:val="0"/>
           <w:strike w:val="0"/>
           <w:color w:val="000000"/>
@@ -118,7 +126,9 @@
         <w:rPr>
           <w:rFonts w:ascii="Times New Roman" w:cs="Times New Roman" w:eastAsia="Times New Roman" w:hAnsi="Times New Roman"/>
           <w:b w:val="1"/>
+          <w:bCs w:val="1"/>
           <w:i w:val="0"/>
+          <w:iCs w:val="0"/>
           <w:smallCaps w:val="0"/>
           <w:strike w:val="0"/>
           <w:color w:val="000000"/>
@@ -135,7 +145,9 @@
         <w:rPr>
           <w:rFonts w:ascii="Times New Roman" w:cs="Times New Roman" w:eastAsia="Times New Roman" w:hAnsi="Times New Roman"/>
           <w:b w:val="0"/>
+          <w:bCs w:val="0"/>
           <w:i w:val="0"/>
+          <w:iCs w:val="0"/>
           <w:smallCaps w:val="0"/>
           <w:strike w:val="0"/>
           <w:color w:val="000000"/>
@@ -151,17 +163,20 @@
       <w:r>
         <w:rPr>
           <w:b w:val="1"/>
+          <w:bCs w:val="1"/>
           <w:sz w:val="20"/>
           <w:szCs w:val="20"/>
           <w:rtl w:val="0"/>
         </w:rPr>
-        <w:t xml:space="preserve">2POROGA</w:t>
+        <w:t xml:space="preserve">ДВАПОРОГА</w:t>
       </w:r>
       <w:r>
         <w:rPr>
           <w:rFonts w:ascii="Times New Roman" w:cs="Times New Roman" w:eastAsia="Times New Roman" w:hAnsi="Times New Roman"/>
           <w:b w:val="0"/>
+          <w:bCs w:val="0"/>
           <w:i w:val="0"/>
+          <w:iCs w:val="0"/>
           <w:smallCaps w:val="0"/>
           <w:strike w:val="0"/>
           <w:color w:val="000000"/>
@@ -178,7 +193,9 @@
         <w:rPr>
           <w:rFonts w:ascii="Times New Roman" w:cs="Times New Roman" w:eastAsia="Times New Roman" w:hAnsi="Times New Roman"/>
           <w:b w:val="1"/>
+          <w:bCs w:val="1"/>
           <w:i w:val="0"/>
+          <w:iCs w:val="0"/>
           <w:smallCaps w:val="0"/>
           <w:strike w:val="0"/>
           <w:color w:val="000000"/>
@@ -195,7 +212,9 @@
         <w:rPr>
           <w:rFonts w:ascii="Times New Roman" w:cs="Times New Roman" w:eastAsia="Times New Roman" w:hAnsi="Times New Roman"/>
           <w:b w:val="0"/>
+          <w:bCs w:val="0"/>
           <w:i w:val="0"/>
+          <w:iCs w:val="0"/>
           <w:smallCaps w:val="0"/>
           <w:strike w:val="0"/>
           <w:color w:val="000000"/>
@@ -229,7 +248,9 @@
         <w:rPr>
           <w:rFonts w:ascii="Times New Roman" w:cs="Times New Roman" w:eastAsia="Times New Roman" w:hAnsi="Times New Roman"/>
           <w:b w:val="0"/>
+          <w:bCs w:val="0"/>
           <w:i w:val="0"/>
+          <w:iCs w:val="0"/>
           <w:smallCaps w:val="0"/>
           <w:strike w:val="0"/>
           <w:color w:val="000000"/>
@@ -246,7 +267,9 @@
         <w:rPr>
           <w:rFonts w:ascii="Times New Roman" w:cs="Times New Roman" w:eastAsia="Times New Roman" w:hAnsi="Times New Roman"/>
           <w:b w:val="1"/>
+          <w:bCs w:val="1"/>
           <w:i w:val="0"/>
+          <w:iCs w:val="0"/>
           <w:smallCaps w:val="0"/>
           <w:strike w:val="0"/>
           <w:color w:val="000000"/>
@@ -263,7 +286,9 @@
         <w:rPr>
           <w:rFonts w:ascii="Times New Roman" w:cs="Times New Roman" w:eastAsia="Times New Roman" w:hAnsi="Times New Roman"/>
           <w:b w:val="0"/>
+          <w:bCs w:val="0"/>
           <w:i w:val="0"/>
+          <w:iCs w:val="0"/>
           <w:smallCaps w:val="0"/>
           <w:strike w:val="0"/>
           <w:color w:val="000000"/>
@@ -311,7 +336,9 @@
         <w:rPr>
           <w:rFonts w:ascii="Times New Roman" w:cs="Times New Roman" w:eastAsia="Times New Roman" w:hAnsi="Times New Roman"/>
           <w:b w:val="1"/>
+          <w:bCs w:val="1"/>
           <w:i w:val="0"/>
+          <w:iCs w:val="0"/>
           <w:smallCaps w:val="0"/>
           <w:strike w:val="0"/>
           <w:color w:val="000000"/>
@@ -384,7 +411,9 @@
               <w:rPr>
                 <w:rFonts w:ascii="Times New Roman" w:cs="Times New Roman" w:eastAsia="Times New Roman" w:hAnsi="Times New Roman"/>
                 <w:b w:val="1"/>
-                <w:i w:val="0"/>
+                <w:bCs w:val="1"/>
+                <w:i w:val="0"/>
+                <w:iCs w:val="0"/>
                 <w:smallCaps w:val="0"/>
                 <w:strike w:val="0"/>
                 <w:color w:val="000000"/>
@@ -399,7 +428,9 @@
               <w:rPr>
                 <w:rFonts w:ascii="Times New Roman" w:cs="Times New Roman" w:eastAsia="Times New Roman" w:hAnsi="Times New Roman"/>
                 <w:b w:val="1"/>
-                <w:i w:val="0"/>
+                <w:bCs w:val="1"/>
+                <w:i w:val="0"/>
+                <w:iCs w:val="0"/>
                 <w:smallCaps w:val="0"/>
                 <w:strike w:val="0"/>
                 <w:color w:val="000000"/>
@@ -435,7 +466,9 @@
               <w:rPr>
                 <w:rFonts w:ascii="Times New Roman" w:cs="Times New Roman" w:eastAsia="Times New Roman" w:hAnsi="Times New Roman"/>
                 <w:b w:val="1"/>
-                <w:i w:val="0"/>
+                <w:bCs w:val="1"/>
+                <w:i w:val="0"/>
+                <w:iCs w:val="0"/>
                 <w:smallCaps w:val="0"/>
                 <w:strike w:val="0"/>
                 <w:color w:val="000000"/>
@@ -450,7 +483,9 @@
               <w:rPr>
                 <w:rFonts w:ascii="Times New Roman" w:cs="Times New Roman" w:eastAsia="Times New Roman" w:hAnsi="Times New Roman"/>
                 <w:b w:val="1"/>
-                <w:i w:val="0"/>
+                <w:bCs w:val="1"/>
+                <w:i w:val="0"/>
+                <w:iCs w:val="0"/>
                 <w:smallCaps w:val="0"/>
                 <w:strike w:val="0"/>
                 <w:color w:val="000000"/>
@@ -486,7 +521,9 @@
               <w:rPr>
                 <w:rFonts w:ascii="Times New Roman" w:cs="Times New Roman" w:eastAsia="Times New Roman" w:hAnsi="Times New Roman"/>
                 <w:b w:val="1"/>
-                <w:i w:val="0"/>
+                <w:bCs w:val="1"/>
+                <w:i w:val="0"/>
+                <w:iCs w:val="0"/>
                 <w:smallCaps w:val="0"/>
                 <w:strike w:val="0"/>
                 <w:color w:val="000000"/>
@@ -501,7 +538,9 @@
               <w:rPr>
                 <w:rFonts w:ascii="Times New Roman" w:cs="Times New Roman" w:eastAsia="Times New Roman" w:hAnsi="Times New Roman"/>
                 <w:b w:val="1"/>
-                <w:i w:val="0"/>
+                <w:bCs w:val="1"/>
+                <w:i w:val="0"/>
+                <w:iCs w:val="0"/>
                 <w:smallCaps w:val="0"/>
                 <w:strike w:val="0"/>
                 <w:color w:val="000000"/>
@@ -544,7 +583,9 @@
               <w:rPr>
                 <w:rFonts w:ascii="Times New Roman" w:cs="Times New Roman" w:eastAsia="Times New Roman" w:hAnsi="Times New Roman"/>
                 <w:b w:val="1"/>
-                <w:i w:val="0"/>
+                <w:bCs w:val="1"/>
+                <w:i w:val="0"/>
+                <w:iCs w:val="0"/>
                 <w:smallCaps w:val="0"/>
                 <w:strike w:val="0"/>
                 <w:color w:val="000000"/>
@@ -559,7 +600,9 @@
               <w:rPr>
                 <w:rFonts w:ascii="Times New Roman" w:cs="Times New Roman" w:eastAsia="Times New Roman" w:hAnsi="Times New Roman"/>
                 <w:b w:val="1"/>
-                <w:i w:val="0"/>
+                <w:bCs w:val="1"/>
+                <w:i w:val="0"/>
+                <w:iCs w:val="0"/>
                 <w:smallCaps w:val="0"/>
                 <w:strike w:val="0"/>
                 <w:color w:val="000000"/>
@@ -595,7 +638,9 @@
               <w:rPr>
                 <w:rFonts w:ascii="Times New Roman" w:cs="Times New Roman" w:eastAsia="Times New Roman" w:hAnsi="Times New Roman"/>
                 <w:b w:val="1"/>
-                <w:i w:val="0"/>
+                <w:bCs w:val="1"/>
+                <w:i w:val="0"/>
+                <w:iCs w:val="0"/>
                 <w:smallCaps w:val="0"/>
                 <w:strike w:val="0"/>
                 <w:color w:val="000000"/>
@@ -610,7 +655,9 @@
               <w:rPr>
                 <w:rFonts w:ascii="Times New Roman" w:cs="Times New Roman" w:eastAsia="Times New Roman" w:hAnsi="Times New Roman"/>
                 <w:b w:val="1"/>
-                <w:i w:val="0"/>
+                <w:bCs w:val="1"/>
+                <w:i w:val="0"/>
+                <w:iCs w:val="0"/>
                 <w:smallCaps w:val="0"/>
                 <w:strike w:val="0"/>
                 <w:color w:val="000000"/>
@@ -653,7 +700,9 @@
               <w:rPr>
                 <w:rFonts w:ascii="Times New Roman" w:cs="Times New Roman" w:eastAsia="Times New Roman" w:hAnsi="Times New Roman"/>
                 <w:b w:val="0"/>
-                <w:i w:val="0"/>
+                <w:bCs w:val="0"/>
+                <w:i w:val="0"/>
+                <w:iCs w:val="0"/>
                 <w:smallCaps w:val="0"/>
                 <w:strike w:val="0"/>
                 <w:color w:val="000000"/>
@@ -668,7 +717,9 @@
               <w:rPr>
                 <w:rFonts w:ascii="Times New Roman" w:cs="Times New Roman" w:eastAsia="Times New Roman" w:hAnsi="Times New Roman"/>
                 <w:b w:val="0"/>
-                <w:i w:val="0"/>
+                <w:bCs w:val="0"/>
+                <w:i w:val="0"/>
+                <w:iCs w:val="0"/>
                 <w:smallCaps w:val="0"/>
                 <w:strike w:val="0"/>
                 <w:color w:val="000000"/>
@@ -708,7 +759,9 @@
               <w:rPr>
                 <w:rFonts w:ascii="Times New Roman" w:cs="Times New Roman" w:eastAsia="Times New Roman" w:hAnsi="Times New Roman"/>
                 <w:b w:val="0"/>
-                <w:i w:val="0"/>
+                <w:bCs w:val="0"/>
+                <w:i w:val="0"/>
+                <w:iCs w:val="0"/>
                 <w:smallCaps w:val="0"/>
                 <w:strike w:val="0"/>
                 <w:color w:val="000000"/>
@@ -723,7 +776,9 @@
               <w:rPr>
                 <w:rFonts w:ascii="Times New Roman" w:cs="Times New Roman" w:eastAsia="Times New Roman" w:hAnsi="Times New Roman"/>
                 <w:b w:val="0"/>
-                <w:i w:val="0"/>
+                <w:bCs w:val="0"/>
+                <w:i w:val="0"/>
+                <w:iCs w:val="0"/>
                 <w:smallCaps w:val="0"/>
                 <w:strike w:val="0"/>
                 <w:color w:val="000000"/>
@@ -763,7 +818,9 @@
               <w:rPr>
                 <w:rFonts w:ascii="Times New Roman" w:cs="Times New Roman" w:eastAsia="Times New Roman" w:hAnsi="Times New Roman"/>
                 <w:b w:val="0"/>
-                <w:i w:val="0"/>
+                <w:bCs w:val="0"/>
+                <w:i w:val="0"/>
+                <w:iCs w:val="0"/>
                 <w:smallCaps w:val="0"/>
                 <w:strike w:val="0"/>
                 <w:color w:val="000000"/>
@@ -778,7 +835,9 @@
               <w:rPr>
                 <w:rFonts w:ascii="Times New Roman" w:cs="Times New Roman" w:eastAsia="Times New Roman" w:hAnsi="Times New Roman"/>
                 <w:b w:val="0"/>
-                <w:i w:val="0"/>
+                <w:bCs w:val="0"/>
+                <w:i w:val="0"/>
+                <w:iCs w:val="0"/>
                 <w:smallCaps w:val="0"/>
                 <w:strike w:val="0"/>
                 <w:color w:val="000000"/>
@@ -821,7 +880,9 @@
               <w:rPr>
                 <w:rFonts w:ascii="Times New Roman" w:cs="Times New Roman" w:eastAsia="Times New Roman" w:hAnsi="Times New Roman"/>
                 <w:b w:val="1"/>
-                <w:i w:val="0"/>
+                <w:bCs w:val="1"/>
+                <w:i w:val="0"/>
+                <w:iCs w:val="0"/>
                 <w:smallCaps w:val="0"/>
                 <w:strike w:val="0"/>
                 <w:color w:val="000000"/>
@@ -836,7 +897,9 @@
               <w:rPr>
                 <w:rFonts w:ascii="Times New Roman" w:cs="Times New Roman" w:eastAsia="Times New Roman" w:hAnsi="Times New Roman"/>
                 <w:b w:val="1"/>
-                <w:i w:val="0"/>
+                <w:bCs w:val="1"/>
+                <w:i w:val="0"/>
+                <w:iCs w:val="0"/>
                 <w:smallCaps w:val="0"/>
                 <w:strike w:val="0"/>
                 <w:color w:val="000000"/>
@@ -872,7 +935,9 @@
               <w:rPr>
                 <w:rFonts w:ascii="Times New Roman" w:cs="Times New Roman" w:eastAsia="Times New Roman" w:hAnsi="Times New Roman"/>
                 <w:b w:val="1"/>
-                <w:i w:val="0"/>
+                <w:bCs w:val="1"/>
+                <w:i w:val="0"/>
+                <w:iCs w:val="0"/>
                 <w:smallCaps w:val="0"/>
                 <w:strike w:val="0"/>
                 <w:color w:val="000000"/>
@@ -887,7 +952,9 @@
               <w:rPr>
                 <w:rFonts w:ascii="Times New Roman" w:cs="Times New Roman" w:eastAsia="Times New Roman" w:hAnsi="Times New Roman"/>
                 <w:b w:val="1"/>
-                <w:i w:val="0"/>
+                <w:bCs w:val="1"/>
+                <w:i w:val="0"/>
+                <w:iCs w:val="0"/>
                 <w:smallCaps w:val="0"/>
                 <w:strike w:val="0"/>
                 <w:color w:val="000000"/>
@@ -930,7 +997,9 @@
               <w:rPr>
                 <w:rFonts w:ascii="Times New Roman" w:cs="Times New Roman" w:eastAsia="Times New Roman" w:hAnsi="Times New Roman"/>
                 <w:b w:val="0"/>
-                <w:i w:val="0"/>
+                <w:bCs w:val="0"/>
+                <w:i w:val="0"/>
+                <w:iCs w:val="0"/>
                 <w:smallCaps w:val="0"/>
                 <w:strike w:val="0"/>
                 <w:color w:val="000000"/>
@@ -945,7 +1014,9 @@
               <w:rPr>
                 <w:rFonts w:ascii="Times New Roman" w:cs="Times New Roman" w:eastAsia="Times New Roman" w:hAnsi="Times New Roman"/>
                 <w:b w:val="0"/>
-                <w:i w:val="0"/>
+                <w:bCs w:val="0"/>
+                <w:i w:val="0"/>
+                <w:iCs w:val="0"/>
                 <w:smallCaps w:val="0"/>
                 <w:strike w:val="0"/>
                 <w:color w:val="000000"/>
@@ -985,7 +1056,9 @@
               <w:rPr>
                 <w:rFonts w:ascii="Times New Roman" w:cs="Times New Roman" w:eastAsia="Times New Roman" w:hAnsi="Times New Roman"/>
                 <w:b w:val="0"/>
-                <w:i w:val="0"/>
+                <w:bCs w:val="0"/>
+                <w:i w:val="0"/>
+                <w:iCs w:val="0"/>
                 <w:smallCaps w:val="0"/>
                 <w:strike w:val="0"/>
                 <w:color w:val="000000"/>
@@ -1000,7 +1073,9 @@
               <w:rPr>
                 <w:rFonts w:ascii="Times New Roman" w:cs="Times New Roman" w:eastAsia="Times New Roman" w:hAnsi="Times New Roman"/>
                 <w:b w:val="0"/>
-                <w:i w:val="0"/>
+                <w:bCs w:val="0"/>
+                <w:i w:val="0"/>
+                <w:iCs w:val="0"/>
                 <w:smallCaps w:val="0"/>
                 <w:strike w:val="0"/>
                 <w:color w:val="000000"/>
@@ -1040,7 +1115,9 @@
               <w:rPr>
                 <w:rFonts w:ascii="Times New Roman" w:cs="Times New Roman" w:eastAsia="Times New Roman" w:hAnsi="Times New Roman"/>
                 <w:b w:val="0"/>
-                <w:i w:val="0"/>
+                <w:bCs w:val="0"/>
+                <w:i w:val="0"/>
+                <w:iCs w:val="0"/>
                 <w:smallCaps w:val="0"/>
                 <w:strike w:val="0"/>
                 <w:color w:val="000000"/>
@@ -1055,7 +1132,9 @@
               <w:rPr>
                 <w:rFonts w:ascii="Times New Roman" w:cs="Times New Roman" w:eastAsia="Times New Roman" w:hAnsi="Times New Roman"/>
                 <w:b w:val="0"/>
-                <w:i w:val="0"/>
+                <w:bCs w:val="0"/>
+                <w:i w:val="0"/>
+                <w:iCs w:val="0"/>
                 <w:smallCaps w:val="0"/>
                 <w:strike w:val="0"/>
                 <w:color w:val="000000"/>
@@ -1095,7 +1174,9 @@
               <w:rPr>
                 <w:rFonts w:ascii="Times New Roman" w:cs="Times New Roman" w:eastAsia="Times New Roman" w:hAnsi="Times New Roman"/>
                 <w:b w:val="0"/>
-                <w:i w:val="0"/>
+                <w:bCs w:val="0"/>
+                <w:i w:val="0"/>
+                <w:iCs w:val="0"/>
                 <w:smallCaps w:val="0"/>
                 <w:strike w:val="0"/>
                 <w:color w:val="000000"/>
@@ -1110,7 +1191,9 @@
               <w:rPr>
                 <w:rFonts w:ascii="Times New Roman" w:cs="Times New Roman" w:eastAsia="Times New Roman" w:hAnsi="Times New Roman"/>
                 <w:b w:val="0"/>
-                <w:i w:val="0"/>
+                <w:bCs w:val="0"/>
+                <w:i w:val="0"/>
+                <w:iCs w:val="0"/>
                 <w:smallCaps w:val="0"/>
                 <w:strike w:val="0"/>
                 <w:color w:val="000000"/>
@@ -1153,7 +1236,9 @@
               <w:rPr>
                 <w:rFonts w:ascii="Times New Roman" w:cs="Times New Roman" w:eastAsia="Times New Roman" w:hAnsi="Times New Roman"/>
                 <w:b w:val="1"/>
-                <w:i w:val="0"/>
+                <w:bCs w:val="1"/>
+                <w:i w:val="0"/>
+                <w:iCs w:val="0"/>
                 <w:smallCaps w:val="0"/>
                 <w:strike w:val="0"/>
                 <w:color w:val="000000"/>
@@ -1168,7 +1253,9 @@
               <w:rPr>
                 <w:rFonts w:ascii="Times New Roman" w:cs="Times New Roman" w:eastAsia="Times New Roman" w:hAnsi="Times New Roman"/>
                 <w:b w:val="1"/>
-                <w:i w:val="0"/>
+                <w:bCs w:val="1"/>
+                <w:i w:val="0"/>
+                <w:iCs w:val="0"/>
                 <w:smallCaps w:val="0"/>
                 <w:strike w:val="0"/>
                 <w:color w:val="000000"/>
@@ -1204,7 +1291,9 @@
               <w:rPr>
                 <w:rFonts w:ascii="Times New Roman" w:cs="Times New Roman" w:eastAsia="Times New Roman" w:hAnsi="Times New Roman"/>
                 <w:b w:val="1"/>
-                <w:i w:val="0"/>
+                <w:bCs w:val="1"/>
+                <w:i w:val="0"/>
+                <w:iCs w:val="0"/>
                 <w:smallCaps w:val="0"/>
                 <w:strike w:val="0"/>
                 <w:color w:val="000000"/>
@@ -1219,7 +1308,9 @@
               <w:rPr>
                 <w:rFonts w:ascii="Times New Roman" w:cs="Times New Roman" w:eastAsia="Times New Roman" w:hAnsi="Times New Roman"/>
                 <w:b w:val="1"/>
-                <w:i w:val="0"/>
+                <w:bCs w:val="1"/>
+                <w:i w:val="0"/>
+                <w:iCs w:val="0"/>
                 <w:smallCaps w:val="0"/>
                 <w:strike w:val="0"/>
                 <w:color w:val="000000"/>
@@ -1262,7 +1353,9 @@
               <w:rPr>
                 <w:rFonts w:ascii="Times New Roman" w:cs="Times New Roman" w:eastAsia="Times New Roman" w:hAnsi="Times New Roman"/>
                 <w:b w:val="0"/>
-                <w:i w:val="0"/>
+                <w:bCs w:val="0"/>
+                <w:i w:val="0"/>
+                <w:iCs w:val="0"/>
                 <w:smallCaps w:val="0"/>
                 <w:strike w:val="0"/>
                 <w:color w:val="000000"/>
@@ -1277,7 +1370,9 @@
               <w:rPr>
                 <w:rFonts w:ascii="Times New Roman" w:cs="Times New Roman" w:eastAsia="Times New Roman" w:hAnsi="Times New Roman"/>
                 <w:b w:val="0"/>
-                <w:i w:val="0"/>
+                <w:bCs w:val="0"/>
+                <w:i w:val="0"/>
+                <w:iCs w:val="0"/>
                 <w:smallCaps w:val="0"/>
                 <w:strike w:val="0"/>
                 <w:color w:val="000000"/>
@@ -1317,7 +1412,9 @@
               <w:rPr>
                 <w:rFonts w:ascii="Times New Roman" w:cs="Times New Roman" w:eastAsia="Times New Roman" w:hAnsi="Times New Roman"/>
                 <w:b w:val="0"/>
-                <w:i w:val="0"/>
+                <w:bCs w:val="0"/>
+                <w:i w:val="0"/>
+                <w:iCs w:val="0"/>
                 <w:smallCaps w:val="0"/>
                 <w:strike w:val="0"/>
                 <w:color w:val="000000"/>
@@ -1332,7 +1429,9 @@
               <w:rPr>
                 <w:rFonts w:ascii="Times New Roman" w:cs="Times New Roman" w:eastAsia="Times New Roman" w:hAnsi="Times New Roman"/>
                 <w:b w:val="0"/>
-                <w:i w:val="0"/>
+                <w:bCs w:val="0"/>
+                <w:i w:val="0"/>
+                <w:iCs w:val="0"/>
                 <w:smallCaps w:val="0"/>
                 <w:strike w:val="0"/>
                 <w:color w:val="000000"/>
@@ -1372,7 +1471,9 @@
               <w:rPr>
                 <w:rFonts w:ascii="Times New Roman" w:cs="Times New Roman" w:eastAsia="Times New Roman" w:hAnsi="Times New Roman"/>
                 <w:b w:val="0"/>
-                <w:i w:val="0"/>
+                <w:bCs w:val="0"/>
+                <w:i w:val="0"/>
+                <w:iCs w:val="0"/>
                 <w:smallCaps w:val="0"/>
                 <w:strike w:val="0"/>
                 <w:color w:val="000000"/>
@@ -1387,7 +1488,9 @@
               <w:rPr>
                 <w:rFonts w:ascii="Times New Roman" w:cs="Times New Roman" w:eastAsia="Times New Roman" w:hAnsi="Times New Roman"/>
                 <w:b w:val="0"/>
-                <w:i w:val="0"/>
+                <w:bCs w:val="0"/>
+                <w:i w:val="0"/>
+                <w:iCs w:val="0"/>
                 <w:smallCaps w:val="0"/>
                 <w:strike w:val="0"/>
                 <w:color w:val="000000"/>
@@ -1427,7 +1530,9 @@
               <w:rPr>
                 <w:rFonts w:ascii="Times New Roman" w:cs="Times New Roman" w:eastAsia="Times New Roman" w:hAnsi="Times New Roman"/>
                 <w:b w:val="0"/>
-                <w:i w:val="0"/>
+                <w:bCs w:val="0"/>
+                <w:i w:val="0"/>
+                <w:iCs w:val="0"/>
                 <w:smallCaps w:val="0"/>
                 <w:strike w:val="0"/>
                 <w:color w:val="000000"/>
@@ -1450,7 +1555,9 @@
               <w:rPr>
                 <w:rFonts w:ascii="Times New Roman" w:cs="Times New Roman" w:eastAsia="Times New Roman" w:hAnsi="Times New Roman"/>
                 <w:b w:val="0"/>
-                <w:i w:val="0"/>
+                <w:bCs w:val="0"/>
+                <w:i w:val="0"/>
+                <w:iCs w:val="0"/>
                 <w:smallCaps w:val="0"/>
                 <w:strike w:val="0"/>
                 <w:color w:val="000000"/>
@@ -1490,7 +1597,9 @@
               <w:rPr>
                 <w:rFonts w:ascii="Times New Roman" w:cs="Times New Roman" w:eastAsia="Times New Roman" w:hAnsi="Times New Roman"/>
                 <w:b w:val="0"/>
-                <w:i w:val="0"/>
+                <w:bCs w:val="0"/>
+                <w:i w:val="0"/>
+                <w:iCs w:val="0"/>
                 <w:smallCaps w:val="0"/>
                 <w:strike w:val="0"/>
                 <w:color w:val="000000"/>
@@ -1505,7 +1614,9 @@
               <w:rPr>
                 <w:rFonts w:ascii="Times New Roman" w:cs="Times New Roman" w:eastAsia="Times New Roman" w:hAnsi="Times New Roman"/>
                 <w:b w:val="0"/>
-                <w:i w:val="0"/>
+                <w:bCs w:val="0"/>
+                <w:i w:val="0"/>
+                <w:iCs w:val="0"/>
                 <w:smallCaps w:val="0"/>
                 <w:strike w:val="0"/>
                 <w:color w:val="000000"/>
@@ -1591,7 +1702,9 @@
               <w:rPr>
                 <w:rFonts w:ascii="Times New Roman" w:cs="Times New Roman" w:eastAsia="Times New Roman" w:hAnsi="Times New Roman"/>
                 <w:b w:val="1"/>
-                <w:i w:val="0"/>
+                <w:bCs w:val="1"/>
+                <w:i w:val="0"/>
+                <w:iCs w:val="0"/>
                 <w:smallCaps w:val="0"/>
                 <w:strike w:val="0"/>
                 <w:color w:val="000000"/>
@@ -1606,7 +1719,9 @@
               <w:rPr>
                 <w:rFonts w:ascii="Times New Roman" w:cs="Times New Roman" w:eastAsia="Times New Roman" w:hAnsi="Times New Roman"/>
                 <w:b w:val="1"/>
-                <w:i w:val="0"/>
+                <w:bCs w:val="1"/>
+                <w:i w:val="0"/>
+                <w:iCs w:val="0"/>
                 <w:smallCaps w:val="0"/>
                 <w:strike w:val="0"/>
                 <w:color w:val="000000"/>
@@ -1642,7 +1757,9 @@
               <w:rPr>
                 <w:rFonts w:ascii="Times New Roman" w:cs="Times New Roman" w:eastAsia="Times New Roman" w:hAnsi="Times New Roman"/>
                 <w:b w:val="1"/>
-                <w:i w:val="0"/>
+                <w:bCs w:val="1"/>
+                <w:i w:val="0"/>
+                <w:iCs w:val="0"/>
                 <w:smallCaps w:val="0"/>
                 <w:strike w:val="0"/>
                 <w:color w:val="000000"/>
@@ -1657,7 +1774,9 @@
               <w:rPr>
                 <w:rFonts w:ascii="Times New Roman" w:cs="Times New Roman" w:eastAsia="Times New Roman" w:hAnsi="Times New Roman"/>
                 <w:b w:val="1"/>
-                <w:i w:val="0"/>
+                <w:bCs w:val="1"/>
+                <w:i w:val="0"/>
+                <w:iCs w:val="0"/>
                 <w:smallCaps w:val="0"/>
                 <w:strike w:val="0"/>
                 <w:color w:val="000000"/>
@@ -1700,7 +1819,9 @@
               <w:rPr>
                 <w:rFonts w:ascii="Times New Roman" w:cs="Times New Roman" w:eastAsia="Times New Roman" w:hAnsi="Times New Roman"/>
                 <w:b w:val="0"/>
-                <w:i w:val="0"/>
+                <w:bCs w:val="0"/>
+                <w:i w:val="0"/>
+                <w:iCs w:val="0"/>
                 <w:smallCaps w:val="0"/>
                 <w:strike w:val="0"/>
                 <w:color w:val="000000"/>
@@ -1715,7 +1836,9 @@
               <w:rPr>
                 <w:rFonts w:ascii="Times New Roman" w:cs="Times New Roman" w:eastAsia="Times New Roman" w:hAnsi="Times New Roman"/>
                 <w:b w:val="0"/>
-                <w:i w:val="0"/>
+                <w:bCs w:val="0"/>
+                <w:i w:val="0"/>
+                <w:iCs w:val="0"/>
                 <w:smallCaps w:val="0"/>
                 <w:strike w:val="0"/>
                 <w:color w:val="000000"/>
@@ -1755,7 +1878,9 @@
               <w:rPr>
                 <w:rFonts w:ascii="Times New Roman" w:cs="Times New Roman" w:eastAsia="Times New Roman" w:hAnsi="Times New Roman"/>
                 <w:b w:val="0"/>
-                <w:i w:val="0"/>
+                <w:bCs w:val="0"/>
+                <w:i w:val="0"/>
+                <w:iCs w:val="0"/>
                 <w:smallCaps w:val="0"/>
                 <w:strike w:val="0"/>
                 <w:color w:val="000000"/>
@@ -1770,7 +1895,9 @@
               <w:rPr>
                 <w:rFonts w:ascii="Times New Roman" w:cs="Times New Roman" w:eastAsia="Times New Roman" w:hAnsi="Times New Roman"/>
                 <w:b w:val="0"/>
-                <w:i w:val="0"/>
+                <w:bCs w:val="0"/>
+                <w:i w:val="0"/>
+                <w:iCs w:val="0"/>
                 <w:smallCaps w:val="0"/>
                 <w:strike w:val="0"/>
                 <w:color w:val="000000"/>
@@ -1810,7 +1937,9 @@
               <w:rPr>
                 <w:rFonts w:ascii="Times New Roman" w:cs="Times New Roman" w:eastAsia="Times New Roman" w:hAnsi="Times New Roman"/>
                 <w:b w:val="0"/>
-                <w:i w:val="0"/>
+                <w:bCs w:val="0"/>
+                <w:i w:val="0"/>
+                <w:iCs w:val="0"/>
                 <w:smallCaps w:val="0"/>
                 <w:strike w:val="0"/>
                 <w:color w:val="000000"/>
@@ -1825,7 +1954,9 @@
               <w:rPr>
                 <w:rFonts w:ascii="Times New Roman" w:cs="Times New Roman" w:eastAsia="Times New Roman" w:hAnsi="Times New Roman"/>
                 <w:b w:val="0"/>
-                <w:i w:val="0"/>
+                <w:bCs w:val="0"/>
+                <w:i w:val="0"/>
+                <w:iCs w:val="0"/>
                 <w:smallCaps w:val="0"/>
                 <w:strike w:val="0"/>
                 <w:color w:val="000000"/>
@@ -1862,7 +1993,9 @@
         <w:rPr>
           <w:rFonts w:ascii="Times New Roman" w:cs="Times New Roman" w:eastAsia="Times New Roman" w:hAnsi="Times New Roman"/>
           <w:b w:val="1"/>
+          <w:bCs w:val="1"/>
           <w:i w:val="0"/>
+          <w:iCs w:val="0"/>
           <w:smallCaps w:val="0"/>
           <w:strike w:val="0"/>
           <w:color w:val="000000"/>
@@ -1899,7 +2032,9 @@
         <w:rPr>
           <w:rFonts w:ascii="Times New Roman" w:cs="Times New Roman" w:eastAsia="Times New Roman" w:hAnsi="Times New Roman"/>
           <w:b w:val="0"/>
+          <w:bCs w:val="0"/>
           <w:i w:val="0"/>
+          <w:iCs w:val="0"/>
           <w:smallCaps w:val="0"/>
           <w:strike w:val="0"/>
           <w:color w:val="000000"/>
@@ -1914,7 +2049,9 @@
         <w:rPr>
           <w:rFonts w:ascii="Times New Roman" w:cs="Times New Roman" w:eastAsia="Times New Roman" w:hAnsi="Times New Roman"/>
           <w:b w:val="0"/>
+          <w:bCs w:val="0"/>
           <w:i w:val="0"/>
+          <w:iCs w:val="0"/>
           <w:smallCaps w:val="0"/>
           <w:strike w:val="0"/>
           <w:color w:val="000000"/>
@@ -1964,7 +2101,9 @@
         <w:rPr>
           <w:rFonts w:ascii="Times New Roman" w:cs="Times New Roman" w:eastAsia="Times New Roman" w:hAnsi="Times New Roman"/>
           <w:b w:val="0"/>
+          <w:bCs w:val="0"/>
           <w:i w:val="0"/>
+          <w:iCs w:val="0"/>
           <w:smallCaps w:val="0"/>
           <w:strike w:val="0"/>
           <w:color w:val="000000"/>
@@ -1979,7 +2118,9 @@
         <w:rPr>
           <w:rFonts w:ascii="Times New Roman" w:cs="Times New Roman" w:eastAsia="Times New Roman" w:hAnsi="Times New Roman"/>
           <w:b w:val="0"/>
+          <w:bCs w:val="0"/>
           <w:i w:val="0"/>
+          <w:iCs w:val="0"/>
           <w:smallCaps w:val="0"/>
           <w:strike w:val="0"/>
           <w:color w:val="000000"/>
@@ -2013,7 +2154,9 @@
         <w:rPr>
           <w:rFonts w:ascii="Times New Roman" w:cs="Times New Roman" w:eastAsia="Times New Roman" w:hAnsi="Times New Roman"/>
           <w:b w:val="0"/>
+          <w:bCs w:val="0"/>
           <w:i w:val="0"/>
+          <w:iCs w:val="0"/>
           <w:smallCaps w:val="0"/>
           <w:strike w:val="0"/>
           <w:color w:val="000000"/>
@@ -2028,7 +2171,9 @@
         <w:rPr>
           <w:rFonts w:ascii="Times New Roman" w:cs="Times New Roman" w:eastAsia="Times New Roman" w:hAnsi="Times New Roman"/>
           <w:b w:val="0"/>
+          <w:bCs w:val="0"/>
           <w:i w:val="0"/>
+          <w:iCs w:val="0"/>
           <w:smallCaps w:val="0"/>
           <w:strike w:val="0"/>
           <w:color w:val="000000"/>
@@ -2065,7 +2210,9 @@
       <w:rPr>
         <w:rFonts w:ascii="Times New Roman" w:cs="Times New Roman" w:eastAsia="Times New Roman" w:hAnsi="Times New Roman"/>
         <w:b w:val="0"/>
+        <w:bCs w:val="0"/>
         <w:i w:val="0"/>
+        <w:iCs w:val="0"/>
         <w:sz w:val="16"/>
         <w:szCs w:val="16"/>
       </w:rPr>
@@ -2163,7 +2310,9 @@
       <w:rPr>
         <w:rFonts w:ascii="Times New Roman" w:cs="Times New Roman" w:eastAsia="Times New Roman" w:hAnsi="Times New Roman"/>
         <w:b w:val="0"/>
+        <w:bCs w:val="0"/>
         <w:i w:val="0"/>
+        <w:iCs w:val="0"/>
         <w:sz w:val="16"/>
         <w:szCs w:val="16"/>
       </w:rPr>
@@ -2261,7 +2410,9 @@
       <w:rPr>
         <w:rFonts w:ascii="Times New Roman" w:cs="Times New Roman" w:eastAsia="Times New Roman" w:hAnsi="Times New Roman"/>
         <w:b w:val="0"/>
+        <w:bCs w:val="0"/>
         <w:i w:val="0"/>
+        <w:iCs w:val="0"/>
         <w:sz w:val="16"/>
         <w:szCs w:val="16"/>
       </w:rPr>
@@ -2359,7 +2510,9 @@
       <w:rPr>
         <w:rFonts w:ascii="Times New Roman" w:cs="Times New Roman" w:eastAsia="Times New Roman" w:hAnsi="Times New Roman"/>
         <w:b w:val="0"/>
+        <w:bCs w:val="0"/>
         <w:i w:val="0"/>
+        <w:iCs w:val="0"/>
         <w:sz w:val="16"/>
         <w:szCs w:val="16"/>
       </w:rPr>
@@ -2501,6 +2654,7 @@
     <w:rPr>
       <w:rFonts w:ascii="Times New Roman" w:cs="Times New Roman" w:eastAsia="Times New Roman" w:hAnsi="Times New Roman"/>
       <w:b w:val="1"/>
+      <w:bCs w:val="1"/>
       <w:sz w:val="20"/>
       <w:szCs w:val="20"/>
     </w:rPr>
@@ -2517,6 +2671,7 @@
     </w:pPr>
     <w:rPr>
       <w:b w:val="1"/>
+      <w:bCs w:val="1"/>
       <w:sz w:val="36"/>
       <w:szCs w:val="36"/>
     </w:rPr>
@@ -2533,6 +2688,7 @@
     </w:pPr>
     <w:rPr>
       <w:b w:val="1"/>
+      <w:bCs w:val="1"/>
       <w:sz w:val="28"/>
       <w:szCs w:val="28"/>
     </w:rPr>
@@ -2549,6 +2705,7 @@
     </w:pPr>
     <w:rPr>
       <w:b w:val="1"/>
+      <w:bCs w:val="1"/>
       <w:sz w:val="24"/>
       <w:szCs w:val="24"/>
     </w:rPr>
@@ -2565,6 +2722,7 @@
     </w:pPr>
     <w:rPr>
       <w:b w:val="1"/>
+      <w:bCs w:val="1"/>
       <w:sz w:val="22"/>
       <w:szCs w:val="22"/>
     </w:rPr>
@@ -2581,6 +2739,7 @@
     </w:pPr>
     <w:rPr>
       <w:b w:val="1"/>
+      <w:bCs w:val="1"/>
       <w:sz w:val="20"/>
       <w:szCs w:val="20"/>
     </w:rPr>
@@ -2597,6 +2756,7 @@
     </w:pPr>
     <w:rPr>
       <w:b w:val="1"/>
+      <w:bCs w:val="1"/>
       <w:sz w:val="72"/>
       <w:szCs w:val="72"/>
     </w:rPr>
@@ -2709,6 +2869,7 @@
     <w:rPr>
       <w:rFonts w:ascii="Georgia" w:cs="Georgia" w:eastAsia="Georgia" w:hAnsi="Georgia"/>
       <w:i w:val="1"/>
+      <w:iCs w:val="1"/>
       <w:color w:val="666666"/>
       <w:sz w:val="48"/>
       <w:szCs w:val="48"/>
